--- a/projects/project05.docx
+++ b/projects/project05.docx
@@ -75,50 +75,139 @@
         </w:rPr>
         <w:t>5% of your grade.</w:t>
       </w:r>
+      <w:r>
+        <w:rPr>
+          <w:i/>
+        </w:rPr>
+        <w:t xml:space="preserve">  </w:t>
+      </w:r>
+      <w:r>
+        <w:rPr>
+          <w:i/>
+        </w:rPr>
+        <w:t xml:space="preserve">All materials </w:t>
+      </w:r>
+      <w:proofErr w:type="gramStart"/>
+      <w:r>
+        <w:rPr>
+          <w:i/>
+        </w:rPr>
+        <w:t>due</w:t>
+      </w:r>
+      <w:proofErr w:type="gramEnd"/>
+      <w:r>
+        <w:rPr>
+          <w:i/>
+        </w:rPr>
+        <w:t xml:space="preserve"> by 4/8, presentations </w:t>
+      </w:r>
+      <w:proofErr w:type="gramStart"/>
+      <w:r>
+        <w:rPr>
+          <w:i/>
+        </w:rPr>
+        <w:t>ready</w:t>
+      </w:r>
+      <w:proofErr w:type="gramEnd"/>
+      <w:r>
+        <w:rPr>
+          <w:i/>
+        </w:rPr>
+        <w:t xml:space="preserve"> by 4/6 OR 4/8 (depending on your schedule).</w:t>
+      </w:r>
     </w:p>
     <w:p>
       <w:pPr>
         <w:rPr>
           <w:b/>
+          <w:sz w:val="28"/>
+          <w:szCs w:val="28"/>
+          <w:u w:val="single"/>
         </w:rPr>
       </w:pPr>
       <w:r>
         <w:rPr>
           <w:b/>
-        </w:rPr>
-        <w:t>Directions:</w:t>
-      </w:r>
-    </w:p>
-    <w:p>
-      <w:r>
-        <w:t xml:space="preserve">Each team should pick a topic to research in preparation for a 15 minute Google Slides presentation due on </w:t>
-      </w:r>
-      <w:r>
-        <w:t>your presentation day</w:t>
-      </w:r>
-      <w:r>
-        <w:t xml:space="preserve"> and a </w:t>
-      </w:r>
-      <w:r>
-        <w:t>2</w:t>
-      </w:r>
-      <w:r>
-        <w:t>000</w:t>
-      </w:r>
-      <w:r>
-        <w:t xml:space="preserve"> word Google document due by </w:t>
-      </w:r>
-      <w:r>
-        <w:t>4</w:t>
-      </w:r>
-      <w:r>
-        <w:t>/</w:t>
-      </w:r>
-      <w:r>
-        <w:t>11</w:t>
-      </w:r>
-      <w:r>
-        <w:t>.  Both deliverables must be “turned-in” in your assigned group google folder.  After the documentation due date, I will make both your presentation and documentation public to the class to serve as notes.</w:t>
+          <w:sz w:val="28"/>
+          <w:szCs w:val="28"/>
+          <w:u w:val="single"/>
+        </w:rPr>
+        <w:t>Directions</w:t>
+      </w:r>
+    </w:p>
+    <w:p>
+      <w:r>
+        <w:t xml:space="preserve">Each team should pick a topic to research in preparation for </w:t>
+      </w:r>
+    </w:p>
+    <w:p>
+      <w:pPr>
+        <w:pStyle w:val="ListParagraph"/>
+        <w:numPr>
+          <w:ilvl w:val="0"/>
+          <w:numId w:val="5"/>
+        </w:numPr>
+      </w:pPr>
+      <w:r>
+        <w:rPr>
+          <w:b/>
+          <w:bCs/>
+        </w:rPr>
+        <w:t>(Group of 3)</w:t>
+      </w:r>
+      <w:r>
+        <w:t xml:space="preserve"> a 15-minute Google Slides presentation due on your assigned day and a </w:t>
+      </w:r>
+      <w:proofErr w:type="gramStart"/>
+      <w:r>
+        <w:t>2000 word</w:t>
+      </w:r>
+      <w:proofErr w:type="gramEnd"/>
+      <w:r>
+        <w:t xml:space="preserve"> Google document </w:t>
+      </w:r>
+    </w:p>
+    <w:p>
+      <w:pPr>
+        <w:pStyle w:val="ListParagraph"/>
+        <w:numPr>
+          <w:ilvl w:val="0"/>
+          <w:numId w:val="5"/>
+        </w:numPr>
+      </w:pPr>
+      <w:r>
+        <w:rPr>
+          <w:b/>
+          <w:bCs/>
+        </w:rPr>
+        <w:t>(Group of 2)</w:t>
+      </w:r>
+      <w:r>
+        <w:t xml:space="preserve"> a 10-minute Google Slides presentation due </w:t>
+      </w:r>
+      <w:proofErr w:type="gramStart"/>
+      <w:r>
+        <w:t>by</w:t>
+      </w:r>
+      <w:proofErr w:type="gramEnd"/>
+      <w:r>
+        <w:t xml:space="preserve"> your assigned day and a </w:t>
+      </w:r>
+      <w:proofErr w:type="gramStart"/>
+      <w:r>
+        <w:t>1500 words</w:t>
+      </w:r>
+      <w:proofErr w:type="gramEnd"/>
+      <w:r>
+        <w:t xml:space="preserve"> Google document (talk to professor on what can be trimmed)</w:t>
+      </w:r>
+    </w:p>
+    <w:p>
+      <w:pPr>
+        <w:ind w:left="360"/>
+      </w:pPr>
+      <w:r>
+        <w:t>Both deliverables must be “turned-in” in your assigned group google folder.  After the documentation due date, I will make both your presentation and documentation public to the class to serve as notes.</w:t>
       </w:r>
     </w:p>
     <w:p>
@@ -131,7 +220,9 @@
           <w:u w:val="single"/>
         </w:rPr>
       </w:pPr>
-      <w:r>
+    </w:p>
+    <w:p>
+      <w:pPr>
         <w:rPr>
           <w:b/>
           <w:bCs/>
@@ -139,12 +230,29 @@
           <w:szCs w:val="28"/>
           <w:u w:val="single"/>
         </w:rPr>
+      </w:pPr>
+      <w:r>
+        <w:rPr>
+          <w:b/>
+          <w:bCs/>
+          <w:sz w:val="28"/>
+          <w:szCs w:val="28"/>
+          <w:u w:val="single"/>
+        </w:rPr>
         <w:t>The presentation</w:t>
       </w:r>
     </w:p>
     <w:p>
       <w:r>
-        <w:t xml:space="preserve">Each group will present a Google Slides presentation live to the class.  (Zoom can be used for extraordinary circumstances, but the presentation should be a live presentation.)  Each person in the group must have contributed to the presentation, and each member should speak equally (if possible).  During your presentation, other members of the class will be filling out a small evaluation form (found on Blackboard).  </w:t>
+        <w:t xml:space="preserve">Each group will present a Google Slides presentation live to the class.  Each person in the group must </w:t>
+      </w:r>
+      <w:proofErr w:type="gramStart"/>
+      <w:r>
+        <w:t>have contributed</w:t>
+      </w:r>
+      <w:proofErr w:type="gramEnd"/>
+      <w:r>
+        <w:t xml:space="preserve"> to the presentation, and each member should speak equally (if possible).  During your presentation, other members of the class will be filling out a small evaluation form (found on Blackboard).  </w:t>
       </w:r>
     </w:p>
     <w:p>
@@ -333,7 +441,11 @@
           </w:tcPr>
           <w:p>
             <w:r>
-              <w:t>This is your bibliography area.  Since this is technical documentation, you do not have to use inline citations.  However, you do need to list every source you used to create your presentation.  See the example presentation for an example.  You should be prepared to say a sentence about each source when presenting, so make sure they are good sources.  (Bad sources are usually personal blogs.  Good sources come from official project pages or organization learning resources.)  You should have at least 8 sources.</w:t>
+              <w:t xml:space="preserve">This is your bibliography area.  Since this is technical documentation, you do not have to use inline citations.  However, you do need to list every source you used to create your presentation.  See the example presentation for an example.  You should </w:t>
+            </w:r>
+            <w:r>
+              <w:lastRenderedPageBreak/>
+              <w:t>be prepared to say a sentence about each source when presenting, so make sure they are good sources.  (Bad sources are usually personal blogs.  Good sources come from official project pages or organization learning resources.)  You should have at least 8 sources.</w:t>
             </w:r>
           </w:p>
         </w:tc>
@@ -345,6 +457,7 @@
           </w:tcPr>
           <w:p>
             <w:r>
+              <w:lastRenderedPageBreak/>
               <w:t>Question Slide</w:t>
             </w:r>
           </w:p>
@@ -362,10 +475,8 @@
       </w:tr>
     </w:tbl>
     <w:p/>
-    <w:p/>
-    <w:p>
-      <w:r>
-        <w:lastRenderedPageBreak/>
+    <w:p>
+      <w:r>
         <w:t>In addition, professional presentations should:</w:t>
       </w:r>
     </w:p>
@@ -414,7 +525,15 @@
         </w:numPr>
       </w:pPr>
       <w:r>
-        <w:t>Not contain misspellings or grammatical errors</w:t>
+        <w:t xml:space="preserve">Not </w:t>
+      </w:r>
+      <w:proofErr w:type="gramStart"/>
+      <w:r>
+        <w:t>contain</w:t>
+      </w:r>
+      <w:proofErr w:type="gramEnd"/>
+      <w:r>
+        <w:t xml:space="preserve"> misspellings or grammatical errors</w:t>
       </w:r>
     </w:p>
     <w:p>
@@ -439,7 +558,9 @@
           <w:u w:val="single"/>
         </w:rPr>
       </w:pPr>
-      <w:r>
+    </w:p>
+    <w:p>
+      <w:pPr>
         <w:rPr>
           <w:b/>
           <w:bCs/>
@@ -447,12 +568,49 @@
           <w:szCs w:val="28"/>
           <w:u w:val="single"/>
         </w:rPr>
+      </w:pPr>
+      <w:r>
+        <w:rPr>
+          <w:b/>
+          <w:bCs/>
+          <w:sz w:val="28"/>
+          <w:szCs w:val="28"/>
+          <w:u w:val="single"/>
+        </w:rPr>
         <w:t>The documentation</w:t>
       </w:r>
     </w:p>
     <w:p>
       <w:r>
-        <w:t>The documentation will serve as official class notes for students looking for an explanation of this class of tools.  Remember, soon we will be using these tools, so be as descriptive as possible while still explaining at the level of someone just learning about the tool.  The documentation should contain a minimum of 2000 words, but it should also contain links, screenshots of the tools, and diagrams of how things work (if applicable).  Remember to cite any sources from which you find information, and I will count Wikipdedia as a valid source.  You need 8 sources cited as a minimum.  Citations, links, and pictures do not count towards the word count.  Each student should work equally on the documentation.</w:t>
+        <w:t xml:space="preserve">The documentation will serve as official class notes for students looking for an explanation of this class of tools.  Remember, soon we will be using these tools, so be as descriptive as possible while still explaining at the level of someone just learning about the tool.  The documentation should contain a minimum of 2000 words, but it should also contain links, screenshots of the tools, and diagrams of how things work (if applicable).  Remember to cite any sources from which you find information, and I will count </w:t>
+      </w:r>
+      <w:proofErr w:type="spellStart"/>
+      <w:r>
+        <w:t>Wikipdedia</w:t>
+      </w:r>
+      <w:proofErr w:type="spellEnd"/>
+      <w:r>
+        <w:t xml:space="preserve"> as a valid source.</w:t>
+      </w:r>
+      <w:r>
+        <w:t xml:space="preserve">  (Note: AI assistants can be a powerful help, but you must validate what </w:t>
+      </w:r>
+      <w:r>
+        <w:t>the AI assistant says by making</w:t>
+      </w:r>
+      <w:r>
+        <w:t xml:space="preserve"> it cite reference links and verifying those links.  The reference links then become your primary </w:t>
+      </w:r>
+      <w:proofErr w:type="gramStart"/>
+      <w:r>
+        <w:t>sources</w:t>
+      </w:r>
+      <w:proofErr w:type="gramEnd"/>
+      <w:r>
+        <w:t>.)</w:t>
+      </w:r>
+      <w:r>
+        <w:t xml:space="preserve">  You need 8 sources cited as a minimum.  Citations, links, and pictures do not count towards the word count.  Each student should work equally on the documentation.</w:t>
       </w:r>
     </w:p>
     <w:p>
@@ -597,7 +755,19 @@
           </w:tcPr>
           <w:p>
             <w:r>
-              <w:t>Before jumping into the tool/technique, the audience may need to understand some background information.  For example, if you are discussing SQL injection attacks, the audience may need a quick tutorial on what is SQL.  Be sure to introduce any new vocabulary you are going to use.  Only assume that students have taken the direct prerequisites to this course.  (For example, may assume students have Networking knowledge, but you cannot assume they have taken the Database class.)  In this section, you can also give a general overview of when the tools/techniques.</w:t>
+              <w:t xml:space="preserve">Before jumping into the tool/technique, the audience may need to understand some background information.  For example, if you are discussing </w:t>
+            </w:r>
+            <w:r>
+              <w:t>XSS prevention techniques</w:t>
+            </w:r>
+            <w:r>
+              <w:t xml:space="preserve">, the audience may need a quick tutorial on what is </w:t>
+            </w:r>
+            <w:r>
+              <w:t>XSS</w:t>
+            </w:r>
+            <w:r>
+              <w:t>.  Be sure to introduce any new vocabulary you are going to use.  Only assume that students have taken the direct prerequisites to this course.  (For example, may assume students have Networking knowledge, but you cannot assume they have taken the Database class.)  In this section, you can also give a general overview of when the tools/techniques.</w:t>
             </w:r>
           </w:p>
         </w:tc>
@@ -609,6 +779,7 @@
           </w:tcPr>
           <w:p>
             <w:r>
+              <w:lastRenderedPageBreak/>
               <w:t>Content</w:t>
             </w:r>
           </w:p>
@@ -619,7 +790,7 @@
           </w:tcPr>
           <w:p>
             <w:r>
-              <w:t>Depending on your topic and group size, you will give 2-3 examples of project tools/techniques.  You do not have to install or run these yourself.  Rather, research these techniques and feel free to pull information/graphics from official project resources and tutorials.  However, be sure to cite these materials (see next section).</w:t>
+              <w:t>Depending on your topic and group size, you will give examples of project tools/techniques.  You do not have to install or run these yourself.  Rather, research these techniques and feel free to pull information/graphics from official project resources and tutorials.  However, be sure to cite these materials (see next section).</w:t>
             </w:r>
           </w:p>
         </w:tc>
@@ -720,6 +891,17 @@
           <w:bCs/>
           <w:sz w:val="28"/>
           <w:szCs w:val="28"/>
+          <w:u w:val="single"/>
+        </w:rPr>
+      </w:pPr>
+    </w:p>
+    <w:p>
+      <w:pPr>
+        <w:rPr>
+          <w:b/>
+          <w:bCs/>
+          <w:sz w:val="28"/>
+          <w:szCs w:val="28"/>
         </w:rPr>
       </w:pPr>
       <w:r>
@@ -757,58 +939,305 @@
     <w:p>
       <w:pPr>
         <w:pStyle w:val="ListParagraph"/>
-        <w:numPr>
-          <w:ilvl w:val="0"/>
-          <w:numId w:val="2"/>
-        </w:numPr>
       </w:pPr>
       <w:r>
         <w:rPr>
           <w:b/>
-        </w:rPr>
-        <w:t xml:space="preserve">Firewalls </w:t>
-      </w:r>
-      <w:r>
-        <w:t>–</w:t>
+          <w:bCs/>
+        </w:rPr>
+        <w:t>Firewalls</w:t>
+      </w:r>
+      <w:r>
+        <w:t xml:space="preserve"> – Please begin with an overview of basic firewall actions as background — specifically ACCEPT, DROP, and REJECT, what each does at the protocol level, and when you would choose one over another. Then discuss three types of firewalls in increasing sophistication: (1) a basic host-based stateful packet inspection firewall like UFW, including examples of common firewall rules and how to allow and block specific ports; (2) a network perimeter stateful packet inspection firewall like </w:t>
+      </w:r>
+      <w:proofErr w:type="spellStart"/>
+      <w:r>
+        <w:t>PFSense</w:t>
+      </w:r>
+      <w:proofErr w:type="spellEnd"/>
+      <w:r>
+        <w:t xml:space="preserve">, discussing where it is typically deployed, why it is advantageous to filter traffic at the perimeter, and how its scope differs from a host-based firewall; and (3) a Web Application Firewall (WAF) like </w:t>
+      </w:r>
+      <w:proofErr w:type="spellStart"/>
+      <w:r>
+        <w:t>ModSecurity</w:t>
+      </w:r>
+      <w:proofErr w:type="spellEnd"/>
+      <w:r>
+        <w:t>, discussing how it operates at the application layer to detect and block attacks such as XSS and SQL injection that traditional firewalls cannot inspect.</w:t>
+      </w:r>
+    </w:p>
+    <w:p>
+      <w:pPr>
+        <w:pStyle w:val="ListParagraph"/>
+      </w:pPr>
+    </w:p>
+    <w:p>
+      <w:pPr>
+        <w:pStyle w:val="ListParagraph"/>
+      </w:pPr>
+      <w:r>
+        <w:rPr>
+          <w:b/>
+          <w:bCs/>
+        </w:rPr>
+        <w:t xml:space="preserve">PHP and Prevention of XSS (Cross-Site Scripting) Attacks – </w:t>
+      </w:r>
+      <w:r>
+        <w:t>Please give an overview of what PHP is (server-side scripting language) and how it is used</w:t>
+      </w:r>
+      <w:r>
+        <w:t>.</w:t>
+      </w:r>
+      <w:r>
+        <w:t xml:space="preserve"> Then focus the majority of your presentation on examples of vulnerable versus secure PHP code to prevent XSS attacks, specifically discussing the following tools and techniques: (1) PHP's built-in </w:t>
+      </w:r>
+      <w:proofErr w:type="spellStart"/>
+      <w:r>
+        <w:t>htmlspecialchars</w:t>
+      </w:r>
+      <w:proofErr w:type="spellEnd"/>
+      <w:r>
+        <w:t xml:space="preserve">() and </w:t>
+      </w:r>
+      <w:proofErr w:type="spellStart"/>
+      <w:r>
+        <w:t>htmlentities</w:t>
+      </w:r>
+      <w:proofErr w:type="spellEnd"/>
+      <w:r>
+        <w:t xml:space="preserve">() functions for escaping output, and when to use one over the other; (2) PHP's </w:t>
+      </w:r>
+      <w:proofErr w:type="spellStart"/>
+      <w:r>
+        <w:t>strip_tags</w:t>
+      </w:r>
+      <w:proofErr w:type="spellEnd"/>
+      <w:r>
+        <w:t xml:space="preserve">() and </w:t>
+      </w:r>
+      <w:proofErr w:type="spellStart"/>
+      <w:r>
+        <w:t>filter_input</w:t>
+      </w:r>
+      <w:proofErr w:type="spellEnd"/>
+      <w:r>
+        <w:t>() functions for sanitizing user input; (</w:t>
+      </w:r>
+      <w:r>
+        <w:t>3</w:t>
+      </w:r>
+      <w:r>
+        <w:t>) the Content Security Policy (CSP) HTTP header, which instructs browsers to only execute scripts from trusted sources; and (</w:t>
+      </w:r>
+      <w:r>
+        <w:t>4</w:t>
+      </w:r>
+      <w:r>
+        <w:t xml:space="preserve">) the OWASP PHP Security Cheat Sheet as a reference for best practices. </w:t>
+      </w:r>
+    </w:p>
+    <w:p>
+      <w:pPr>
+        <w:pStyle w:val="ListParagraph"/>
+      </w:pPr>
+    </w:p>
+    <w:p>
+      <w:pPr>
+        <w:pStyle w:val="ListParagraph"/>
+      </w:pPr>
+      <w:r>
+        <w:rPr>
+          <w:b/>
+          <w:bCs/>
+        </w:rPr>
+        <w:t>Authentication and Permissions</w:t>
+      </w:r>
+      <w:r>
+        <w:t xml:space="preserve"> – (Authentication) Please give an overview of how the /</w:t>
+      </w:r>
+      <w:proofErr w:type="spellStart"/>
+      <w:r>
+        <w:t>etc</w:t>
+      </w:r>
+      <w:proofErr w:type="spellEnd"/>
+      <w:r>
+        <w:t>/passwd and /</w:t>
+      </w:r>
+      <w:proofErr w:type="spellStart"/>
+      <w:r>
+        <w:t>etc</w:t>
+      </w:r>
+      <w:proofErr w:type="spellEnd"/>
+      <w:r>
+        <w:t xml:space="preserve">/shadow files work in Linux, including the structure of each file and what each field means. Discuss how </w:t>
+      </w:r>
+      <w:r>
+        <w:t>PAM (Pluggable Authentication Modules) can help make authentication more secure with at least one example</w:t>
+      </w:r>
+      <w:r>
+        <w:t xml:space="preserve">. (File Permissions) Please give an overview of how file permissions work in Linux, how to change them using </w:t>
+      </w:r>
+      <w:proofErr w:type="spellStart"/>
+      <w:r>
+        <w:t>chmod</w:t>
+      </w:r>
+      <w:proofErr w:type="spellEnd"/>
+      <w:r>
+        <w:t xml:space="preserve"> and </w:t>
+      </w:r>
+      <w:proofErr w:type="spellStart"/>
+      <w:r>
+        <w:t>chown</w:t>
+      </w:r>
+      <w:proofErr w:type="spellEnd"/>
+      <w:r>
+        <w:t xml:space="preserve">, and examples of files and directories that need permissions locked down. Please also discuss the </w:t>
+      </w:r>
+      <w:proofErr w:type="spellStart"/>
+      <w:r>
+        <w:t>setuid</w:t>
+      </w:r>
+      <w:proofErr w:type="spellEnd"/>
+      <w:r>
+        <w:t xml:space="preserve"> bit — what it is, why it is legitimately used, and why it can be a serious security problem when applied to the wrong programs.</w:t>
+      </w:r>
+    </w:p>
+    <w:p>
+      <w:pPr>
+        <w:pStyle w:val="ListParagraph"/>
+      </w:pPr>
+    </w:p>
+    <w:p>
+      <w:pPr>
+        <w:pStyle w:val="ListParagraph"/>
+      </w:pPr>
+      <w:r>
+        <w:rPr>
+          <w:b/>
+          <w:bCs/>
+        </w:rPr>
+        <w:t>Prevention of SQL Injection Attacks</w:t>
+      </w:r>
+      <w:r>
+        <w:t xml:space="preserve"> –</w:t>
       </w:r>
       <w:r>
         <w:t xml:space="preserve"> </w:t>
       </w:r>
       <w:r>
-        <w:t xml:space="preserve">Please focus your discussion on (1) Where firewalls can be placed (e.g. at the border routers and at the individual hosts) and why it is advantages to do so, (2) </w:t>
-      </w:r>
-      <w:r>
-        <w:t>discuss a</w:t>
-      </w:r>
-      <w:r>
-        <w:t>n example of a</w:t>
-      </w:r>
-      <w:r>
-        <w:t xml:space="preserve"> packet inspection firewall like PFSense</w:t>
-      </w:r>
-      <w:r>
-        <w:t>,</w:t>
-      </w:r>
-      <w:r>
-        <w:t xml:space="preserve"> and </w:t>
-      </w:r>
-      <w:r>
-        <w:t xml:space="preserve">(3)discuss a </w:t>
-      </w:r>
-      <w:r>
-        <w:t>basic port-based</w:t>
-      </w:r>
-      <w:r>
-        <w:t>/iptables</w:t>
-      </w:r>
-      <w:r>
-        <w:t xml:space="preserve"> firewall like </w:t>
-      </w:r>
-      <w:r>
-        <w:t>UFW.  Be sure to discuss</w:t>
-      </w:r>
-      <w:r>
-        <w:t xml:space="preserve"> basic firewall actions like ACCEPT, DROP, REJECT (and what they do at the protocol level), examples of common firewall rules to employ, how the concept of port-forwarding works</w:t>
+        <w:t xml:space="preserve">Please give a small overview on how PHP is server-side scripting language that connects to a database.  Then focus the majority of your presentation on examples of fixing insecure PHP code, specifically discussing the following tools and techniques: (1) prepared statements using PHP's </w:t>
+      </w:r>
+      <w:proofErr w:type="spellStart"/>
+      <w:r>
+        <w:t>mysqli_prepare</w:t>
+      </w:r>
+      <w:proofErr w:type="spellEnd"/>
+      <w:r>
+        <w:t xml:space="preserve">() and </w:t>
+      </w:r>
+      <w:proofErr w:type="spellStart"/>
+      <w:r>
+        <w:t>mysqli_bind_param</w:t>
+      </w:r>
+      <w:proofErr w:type="spellEnd"/>
+      <w:r>
+        <w:t>() functions</w:t>
+      </w:r>
+      <w:r>
+        <w:t xml:space="preserve"> instead of</w:t>
+      </w:r>
+      <w:r>
+        <w:t xml:space="preserve"> raw </w:t>
+      </w:r>
+      <w:proofErr w:type="spellStart"/>
+      <w:r>
+        <w:t>mysqli_query</w:t>
+      </w:r>
+      <w:proofErr w:type="spellEnd"/>
+      <w:r>
+        <w:t xml:space="preserve">() </w:t>
+      </w:r>
+      <w:r>
+        <w:t>functions</w:t>
+      </w:r>
+      <w:r>
+        <w:t xml:space="preserve">; (2) PHP's </w:t>
+      </w:r>
+      <w:proofErr w:type="spellStart"/>
+      <w:r>
+        <w:t>mysqli_real_escape_string</w:t>
+      </w:r>
+      <w:proofErr w:type="spellEnd"/>
+      <w:r>
+        <w:t xml:space="preserve">() function, discussing what it does, why it is considered a weaker defense than prepared statements, and why prepared statements are preferred; </w:t>
+      </w:r>
+      <w:r>
+        <w:t xml:space="preserve">and </w:t>
+      </w:r>
+      <w:r>
+        <w:t>(</w:t>
+      </w:r>
+      <w:r>
+        <w:t>3</w:t>
+      </w:r>
+      <w:r>
+        <w:t>) the OWASP SQL Injection Prevention Cheat Sheet as a reference for best practices. Be sure to discuss the principle of least privilege as it applies to database users — specifically why a web application</w:t>
+      </w:r>
+      <w:r>
+        <w:t xml:space="preserve"> should not connect to the database as root</w:t>
+      </w:r>
+      <w:r>
+        <w:t xml:space="preserve">, and under what user/privileges it should be </w:t>
+      </w:r>
+      <w:proofErr w:type="gramStart"/>
+      <w:r>
+        <w:t>connecting</w:t>
+      </w:r>
+      <w:proofErr w:type="gramEnd"/>
+      <w:r>
+        <w:t>.</w:t>
+      </w:r>
+    </w:p>
+    <w:p>
+      <w:pPr>
+        <w:pStyle w:val="ListParagraph"/>
+        <w:rPr>
+          <w:b/>
+          <w:bCs/>
+          <w:sz w:val="28"/>
+          <w:szCs w:val="28"/>
+          <w:u w:val="single"/>
+        </w:rPr>
+      </w:pPr>
+    </w:p>
+    <w:p>
+      <w:pPr>
+        <w:rPr>
+          <w:b/>
+          <w:bCs/>
+          <w:sz w:val="28"/>
+          <w:szCs w:val="28"/>
+          <w:u w:val="single"/>
+        </w:rPr>
+      </w:pPr>
+      <w:r>
+        <w:rPr>
+          <w:b/>
+          <w:bCs/>
+          <w:sz w:val="28"/>
+          <w:szCs w:val="28"/>
+          <w:u w:val="single"/>
+        </w:rPr>
+        <w:t>Can I use AI?</w:t>
+      </w:r>
+    </w:p>
+    <w:p>
+      <w:r>
+        <w:t xml:space="preserve">AI can be used as a tool to help you </w:t>
+      </w:r>
+      <w:r>
+        <w:t>do the following:</w:t>
       </w:r>
     </w:p>
     <w:p>
@@ -820,40 +1249,15 @@
         </w:numPr>
       </w:pPr>
       <w:r>
-        <w:rPr>
-          <w:b/>
-        </w:rPr>
-        <w:t xml:space="preserve">php and apache </w:t>
-      </w:r>
-      <w:r>
-        <w:t>–</w:t>
-      </w:r>
-      <w:r>
-        <w:t>Please give an</w:t>
-      </w:r>
-      <w:r>
-        <w:t xml:space="preserve"> overview of what </w:t>
-      </w:r>
-      <w:r>
-        <w:t>php</w:t>
-      </w:r>
-      <w:r>
-        <w:t xml:space="preserve"> is</w:t>
-      </w:r>
-      <w:r>
-        <w:t xml:space="preserve"> (server-side code)</w:t>
-      </w:r>
-      <w:r>
-        <w:t xml:space="preserve">, </w:t>
-      </w:r>
-      <w:r>
-        <w:t xml:space="preserve">overview of what apache is (webserver), </w:t>
-      </w:r>
-      <w:r>
-        <w:t xml:space="preserve">discussion of </w:t>
-      </w:r>
-      <w:r>
-        <w:t>where php and apache config files are often stored in Linux, basic example php code that allows users to enter input, introduction to how modsecurity helps protect apache</w:t>
+        <w:t xml:space="preserve">Personally </w:t>
+      </w:r>
+      <w:proofErr w:type="gramStart"/>
+      <w:r>
+        <w:t>learn</w:t>
+      </w:r>
+      <w:proofErr w:type="gramEnd"/>
+      <w:r>
+        <w:t xml:space="preserve"> about a concept</w:t>
       </w:r>
     </w:p>
     <w:p>
@@ -865,34 +1269,7 @@
         </w:numPr>
       </w:pPr>
       <w:r>
-        <w:rPr>
-          <w:b/>
-        </w:rPr>
-        <w:t>Authentication and Permissions</w:t>
-      </w:r>
-      <w:r>
-        <w:t xml:space="preserve"> –</w:t>
-      </w:r>
-      <w:r>
-        <w:t xml:space="preserve"> </w:t>
-      </w:r>
-      <w:r>
-        <w:t xml:space="preserve">(Authentication) </w:t>
-      </w:r>
-      <w:r>
-        <w:t>Please give an</w:t>
-      </w:r>
-      <w:r>
-        <w:t xml:space="preserve"> overview of how </w:t>
-      </w:r>
-      <w:r>
-        <w:t xml:space="preserve">the /etc/passwd and /etc/shadow files work in Linux and ssh keys.  Be sure to talk about the structure of the passwd/shadow files and how ssh keys can be set up to be used instead of passwords.  (File Permissions) Please give an overview of how </w:t>
-      </w:r>
-      <w:r>
-        <w:t>they work in Linux, how to change them, examples of files and directories that need permissions locked down, setuid bit and why it can be dangerous</w:t>
-      </w:r>
-      <w:r>
-        <w:t>.  Please also discuss the setuid bit, why it is used, and why it can be a security problem.</w:t>
+        <w:t>Find more resources</w:t>
       </w:r>
     </w:p>
     <w:p>
@@ -904,40 +1281,57 @@
         </w:numPr>
       </w:pPr>
       <w:r>
+        <w:t>Make your writing flow better</w:t>
+      </w:r>
+    </w:p>
+    <w:p>
+      <w:r>
+        <w:t xml:space="preserve">Keep in mind that the purpose of this project is for you to create reference documentation for your classmates.  That means you need to learn about the tool/technique yourself and decide how best to present that </w:t>
+      </w:r>
+      <w:proofErr w:type="gramStart"/>
+      <w:r>
+        <w:t>information that</w:t>
+      </w:r>
+      <w:proofErr w:type="gramEnd"/>
+      <w:r>
+        <w:t xml:space="preserve"> aligns with your own style, the skill level of this class, and what the professor is expecting.  If you use AI to generate your documentation and presentation but don’t learn anything, it’ll become brutally obvious when (1) paragraphs/sections don’t make sense, and (2) you can’t answer questions about your own topic.  My grading heavily takes these two things into account.</w:t>
+      </w:r>
+    </w:p>
+    <w:p>
+      <w:pPr>
         <w:rPr>
           <w:b/>
-        </w:rPr>
-        <w:t xml:space="preserve">Logging </w:t>
-      </w:r>
-      <w:r>
-        <w:t xml:space="preserve">– </w:t>
-      </w:r>
-      <w:r>
-        <w:t xml:space="preserve">Please discuss </w:t>
-      </w:r>
-      <w:r>
-        <w:t>why checking logs are important (in a security context), discuss common Linux logs such as syslog</w:t>
-      </w:r>
-      <w:r>
-        <w:t xml:space="preserve">, </w:t>
-      </w:r>
-      <w:r>
-        <w:t xml:space="preserve">authlog, </w:t>
-      </w:r>
-      <w:r>
-        <w:t>and the apache access/error logs, how logrotate works in Linux, and</w:t>
-      </w:r>
-      <w:r>
-        <w:t xml:space="preserve"> examples of logging software such as Nagios</w:t>
-      </w:r>
-      <w:r>
-        <w:t>, S</w:t>
-      </w:r>
-      <w:r>
-        <w:t>plunk</w:t>
-      </w:r>
-      <w:r>
-        <w:t>, and syslogd (remote syslog).</w:t>
+          <w:bCs/>
+          <w:sz w:val="28"/>
+          <w:szCs w:val="28"/>
+          <w:u w:val="single"/>
+        </w:rPr>
+      </w:pPr>
+    </w:p>
+    <w:p>
+      <w:pPr>
+        <w:rPr>
+          <w:b/>
+          <w:bCs/>
+          <w:sz w:val="28"/>
+          <w:szCs w:val="28"/>
+          <w:u w:val="single"/>
+        </w:rPr>
+      </w:pPr>
+      <w:r>
+        <w:rPr>
+          <w:b/>
+          <w:bCs/>
+          <w:sz w:val="28"/>
+          <w:szCs w:val="28"/>
+          <w:u w:val="single"/>
+        </w:rPr>
+        <w:t>Grading</w:t>
+      </w:r>
+    </w:p>
+    <w:p>
+      <w:r>
+        <w:t>Individual grades will be assigned based on:</w:t>
       </w:r>
     </w:p>
     <w:p>
@@ -949,16 +1343,7 @@
         </w:numPr>
       </w:pPr>
       <w:r>
-        <w:rPr>
-          <w:b/>
-        </w:rPr>
-        <w:t>Intrusion Detection and Prevention Systems</w:t>
-      </w:r>
-      <w:r>
-        <w:rPr>
-          <w:bCs/>
-        </w:rPr>
-        <w:t xml:space="preserve"> – Be sure to talk about the differences between intrusion detection systems (IDS) and intrusion prevention systems (IPS).  Please talk about where these appliances may be placed in an organization?  (For example, are they placed at the boarders?)  Finally, be sure to discuss Snort and Suricata.</w:t>
+        <w:t>Quality of the presentation – 40%</w:t>
       </w:r>
     </w:p>
     <w:p>
@@ -968,30 +1353,9 @@
           <w:ilvl w:val="0"/>
           <w:numId w:val="2"/>
         </w:numPr>
-        <w:rPr>
-          <w:b/>
-        </w:rPr>
-      </w:pPr>
-      <w:r>
-        <w:rPr>
-          <w:b/>
-        </w:rPr>
-        <w:t>Prevention of SQL injection attacks</w:t>
-      </w:r>
-      <w:r>
-        <w:rPr>
-          <w:b/>
-        </w:rPr>
-        <w:t xml:space="preserve"> </w:t>
-      </w:r>
-      <w:r>
-        <w:t xml:space="preserve">– </w:t>
-      </w:r>
-      <w:r>
-        <w:t xml:space="preserve">Please give a small overview of what is an SQL injection attack.  Then focus the majority of your presentation on </w:t>
-      </w:r>
-      <w:r>
-        <w:t>examples of bad versus good code to protect against different types of attacks, include libraries and packages that can help (if applicable)</w:t>
+      </w:pPr>
+      <w:r>
+        <w:t>Quality of the documentation – 40%</w:t>
       </w:r>
     </w:p>
     <w:p>
@@ -1001,68 +1365,9 @@
           <w:ilvl w:val="0"/>
           <w:numId w:val="2"/>
         </w:numPr>
-        <w:rPr>
-          <w:b/>
-        </w:rPr>
-      </w:pPr>
-      <w:r>
-        <w:rPr>
-          <w:b/>
-        </w:rPr>
-        <w:t>Prevention of XSS (cross-site scripting) attacks</w:t>
-      </w:r>
-      <w:r>
-        <w:rPr>
-          <w:b/>
-        </w:rPr>
-        <w:t xml:space="preserve"> </w:t>
-      </w:r>
-      <w:r>
-        <w:t xml:space="preserve">– </w:t>
-      </w:r>
-      <w:r>
-        <w:t xml:space="preserve">Please give a small overview of what is a XSS attack.  Then focus the majority of your presentation on </w:t>
-      </w:r>
-      <w:r>
-        <w:t xml:space="preserve">examples of bad versus good code to </w:t>
-      </w:r>
-      <w:r>
-        <w:lastRenderedPageBreak/>
-        <w:t>protect against different types of attacks, include libraries and packages that can help (if applicable)</w:t>
-      </w:r>
-      <w:r>
-        <w:t>.</w:t>
-      </w:r>
-    </w:p>
-    <w:p>
-      <w:pPr>
-        <w:pStyle w:val="ListParagraph"/>
-      </w:pPr>
-    </w:p>
-    <w:p>
-      <w:pPr>
-        <w:rPr>
-          <w:b/>
-          <w:bCs/>
-          <w:sz w:val="28"/>
-          <w:szCs w:val="28"/>
-          <w:u w:val="single"/>
-        </w:rPr>
-      </w:pPr>
-      <w:r>
-        <w:rPr>
-          <w:b/>
-          <w:bCs/>
-          <w:sz w:val="28"/>
-          <w:szCs w:val="28"/>
-          <w:u w:val="single"/>
-        </w:rPr>
-        <w:t>Grading</w:t>
-      </w:r>
-    </w:p>
-    <w:p>
-      <w:r>
-        <w:t>Individual grades will be assigned based on:</w:t>
+      </w:pPr>
+      <w:r>
+        <w:t>Inner-peer review of group (assigning work % done to each other) – 10%</w:t>
       </w:r>
     </w:p>
     <w:p>
@@ -1074,43 +1379,7 @@
         </w:numPr>
       </w:pPr>
       <w:r>
-        <w:t>Quality of presentation (containing required components)</w:t>
-      </w:r>
-    </w:p>
-    <w:p>
-      <w:pPr>
-        <w:pStyle w:val="ListParagraph"/>
-        <w:numPr>
-          <w:ilvl w:val="0"/>
-          <w:numId w:val="2"/>
-        </w:numPr>
-      </w:pPr>
-      <w:r>
-        <w:t>Quality of documentation (containing required components)</w:t>
-      </w:r>
-    </w:p>
-    <w:p>
-      <w:pPr>
-        <w:pStyle w:val="ListParagraph"/>
-        <w:numPr>
-          <w:ilvl w:val="0"/>
-          <w:numId w:val="2"/>
-        </w:numPr>
-      </w:pPr>
-      <w:r>
-        <w:t>Inner-peer review of group (assigning work % done to each other)</w:t>
-      </w:r>
-    </w:p>
-    <w:p>
-      <w:pPr>
-        <w:pStyle w:val="ListParagraph"/>
-        <w:numPr>
-          <w:ilvl w:val="0"/>
-          <w:numId w:val="2"/>
-        </w:numPr>
-      </w:pPr>
-      <w:r>
-        <w:t>Class reviews of presentation</w:t>
+        <w:t>Rating of other classmate’s presentations – 10%</w:t>
       </w:r>
     </w:p>
     <w:sectPr>
@@ -1574,6 +1843,118 @@
       </w:rPr>
     </w:lvl>
   </w:abstractNum>
+  <w:abstractNum w:abstractNumId="4" w15:restartNumberingAfterBreak="0">
+    <w:nsid w:val="6EC70697"/>
+    <w:multiLevelType w:val="hybridMultilevel"/>
+    <w:tmpl w:val="0374F32E"/>
+    <w:lvl w:ilvl="0" w:tplc="7CD447DA">
+      <w:numFmt w:val="bullet"/>
+      <w:lvlText w:val=""/>
+      <w:lvlJc w:val="left"/>
+      <w:pPr>
+        <w:ind w:left="720" w:hanging="360"/>
+      </w:pPr>
+      <w:rPr>
+        <w:rFonts w:ascii="Symbol" w:eastAsiaTheme="minorHAnsi" w:hAnsi="Symbol" w:cstheme="minorBidi" w:hint="default"/>
+      </w:rPr>
+    </w:lvl>
+    <w:lvl w:ilvl="1" w:tplc="04090003" w:tentative="1">
+      <w:start w:val="1"/>
+      <w:numFmt w:val="bullet"/>
+      <w:lvlText w:val="o"/>
+      <w:lvlJc w:val="left"/>
+      <w:pPr>
+        <w:ind w:left="1440" w:hanging="360"/>
+      </w:pPr>
+      <w:rPr>
+        <w:rFonts w:ascii="Courier New" w:hAnsi="Courier New" w:cs="Courier New" w:hint="default"/>
+      </w:rPr>
+    </w:lvl>
+    <w:lvl w:ilvl="2" w:tplc="04090005" w:tentative="1">
+      <w:start w:val="1"/>
+      <w:numFmt w:val="bullet"/>
+      <w:lvlText w:val=""/>
+      <w:lvlJc w:val="left"/>
+      <w:pPr>
+        <w:ind w:left="2160" w:hanging="360"/>
+      </w:pPr>
+      <w:rPr>
+        <w:rFonts w:ascii="Wingdings" w:hAnsi="Wingdings" w:hint="default"/>
+      </w:rPr>
+    </w:lvl>
+    <w:lvl w:ilvl="3" w:tplc="04090001" w:tentative="1">
+      <w:start w:val="1"/>
+      <w:numFmt w:val="bullet"/>
+      <w:lvlText w:val=""/>
+      <w:lvlJc w:val="left"/>
+      <w:pPr>
+        <w:ind w:left="2880" w:hanging="360"/>
+      </w:pPr>
+      <w:rPr>
+        <w:rFonts w:ascii="Symbol" w:hAnsi="Symbol" w:hint="default"/>
+      </w:rPr>
+    </w:lvl>
+    <w:lvl w:ilvl="4" w:tplc="04090003" w:tentative="1">
+      <w:start w:val="1"/>
+      <w:numFmt w:val="bullet"/>
+      <w:lvlText w:val="o"/>
+      <w:lvlJc w:val="left"/>
+      <w:pPr>
+        <w:ind w:left="3600" w:hanging="360"/>
+      </w:pPr>
+      <w:rPr>
+        <w:rFonts w:ascii="Courier New" w:hAnsi="Courier New" w:cs="Courier New" w:hint="default"/>
+      </w:rPr>
+    </w:lvl>
+    <w:lvl w:ilvl="5" w:tplc="04090005" w:tentative="1">
+      <w:start w:val="1"/>
+      <w:numFmt w:val="bullet"/>
+      <w:lvlText w:val=""/>
+      <w:lvlJc w:val="left"/>
+      <w:pPr>
+        <w:ind w:left="4320" w:hanging="360"/>
+      </w:pPr>
+      <w:rPr>
+        <w:rFonts w:ascii="Wingdings" w:hAnsi="Wingdings" w:hint="default"/>
+      </w:rPr>
+    </w:lvl>
+    <w:lvl w:ilvl="6" w:tplc="04090001" w:tentative="1">
+      <w:start w:val="1"/>
+      <w:numFmt w:val="bullet"/>
+      <w:lvlText w:val=""/>
+      <w:lvlJc w:val="left"/>
+      <w:pPr>
+        <w:ind w:left="5040" w:hanging="360"/>
+      </w:pPr>
+      <w:rPr>
+        <w:rFonts w:ascii="Symbol" w:hAnsi="Symbol" w:hint="default"/>
+      </w:rPr>
+    </w:lvl>
+    <w:lvl w:ilvl="7" w:tplc="04090003" w:tentative="1">
+      <w:start w:val="1"/>
+      <w:numFmt w:val="bullet"/>
+      <w:lvlText w:val="o"/>
+      <w:lvlJc w:val="left"/>
+      <w:pPr>
+        <w:ind w:left="5760" w:hanging="360"/>
+      </w:pPr>
+      <w:rPr>
+        <w:rFonts w:ascii="Courier New" w:hAnsi="Courier New" w:cs="Courier New" w:hint="default"/>
+      </w:rPr>
+    </w:lvl>
+    <w:lvl w:ilvl="8" w:tplc="04090005" w:tentative="1">
+      <w:start w:val="1"/>
+      <w:numFmt w:val="bullet"/>
+      <w:lvlText w:val=""/>
+      <w:lvlJc w:val="left"/>
+      <w:pPr>
+        <w:ind w:left="6480" w:hanging="360"/>
+      </w:pPr>
+      <w:rPr>
+        <w:rFonts w:ascii="Wingdings" w:hAnsi="Wingdings" w:hint="default"/>
+      </w:rPr>
+    </w:lvl>
+  </w:abstractNum>
   <w:num w:numId="1" w16cid:durableId="1524050997">
     <w:abstractNumId w:val="3"/>
   </w:num>
@@ -1585,6 +1966,9 @@
   </w:num>
   <w:num w:numId="4" w16cid:durableId="70202694">
     <w:abstractNumId w:val="0"/>
+  </w:num>
+  <w:num w:numId="5" w16cid:durableId="1962834664">
+    <w:abstractNumId w:val="4"/>
   </w:num>
 </w:numbering>
 </file>
